--- a/06_可直接打开的Word版/03_错题整理__选择题错题__Day04_2026-06-01_方差分析错题.docx
+++ b/06_可直接打开的Word版/03_错题整理__选择题错题__Day04_2026-06-01_方差分析错题.docx
@@ -3,11 +3,11 @@
 <w:document xmlns:wpc="http://schemas.microsoft.com/office/word/2010/wordprocessingCanvas" xmlns:mo="http://schemas.microsoft.com/office/mac/office/2008/main" xmlns:mc="http://schemas.openxmlformats.org/markup-compatibility/2006" xmlns:mv="urn:schemas-microsoft-com:mac:vml" xmlns:o="urn:schemas-microsoft-com:office:office" xmlns:r="http://schemas.openxmlformats.org/officeDocument/2006/relationships" xmlns:m="http://schemas.openxmlformats.org/officeDocument/2006/math" xmlns:v="urn:schemas-microsoft-com:vml" xmlns:wp14="http://schemas.microsoft.com/office/word/2010/wordprocessingDrawing" xmlns:wp="http://schemas.openxmlformats.org/drawingml/2006/wordprocessingDrawing" xmlns:w10="urn:schemas-microsoft-com:office:word" xmlns:w="http://schemas.openxmlformats.org/wordprocessingml/2006/main" xmlns:w14="http://schemas.microsoft.com/office/word/2010/wordml" xmlns:wpg="http://schemas.microsoft.com/office/word/2010/wordprocessingGroup" xmlns:wpi="http://schemas.microsoft.com/office/word/2010/wordprocessingInk" xmlns:wne="http://schemas.microsoft.com/office/word/2006/wordml" xmlns:wps="http://schemas.microsoft.com/office/word/2010/wordprocessingShape" mc:Ignorable="w14 wp14">
   <w:body>
     <w:p>
-      <w:pPr>
-        <w:pStyle w:val="Heading1"/>
-      </w:pPr>
       <w:r>
-        <w:t>Day04_2026-06-01_方差分析错题</w:t>
+        <w:rPr>
+          <w:rFonts w:ascii="Microsoft YaHei" w:hAnsi="Microsoft YaHei" w:eastAsia="Microsoft YaHei"/>
+        </w:rPr>
+        <w:t>﻿# Day04_2026-06-01_方差分析错题</w:t>
       </w:r>
     </w:p>
     <w:p/>
@@ -15,7 +15,6 @@
       <w:r>
         <w:rPr>
           <w:rFonts w:ascii="Microsoft YaHei" w:hAnsi="Microsoft YaHei" w:eastAsia="Microsoft YaHei"/>
-          <w:sz w:val="22"/>
         </w:rPr>
         <w:t>日期：2026年6月1日</w:t>
       </w:r>
@@ -25,7 +24,6 @@
       <w:r>
         <w:rPr>
           <w:rFonts w:ascii="Microsoft YaHei" w:hAnsi="Microsoft YaHei" w:eastAsia="Microsoft YaHei"/>
-          <w:sz w:val="22"/>
         </w:rPr>
         <w:t>章节：方差分析</w:t>
       </w:r>
@@ -35,7 +33,6 @@
       <w:r>
         <w:rPr>
           <w:rFonts w:ascii="Microsoft YaHei" w:hAnsi="Microsoft YaHei" w:eastAsia="Microsoft YaHei"/>
-          <w:sz w:val="22"/>
         </w:rPr>
         <w:t>本次答题：14/18</w:t>
       </w:r>
@@ -45,7 +42,6 @@
       <w:r>
         <w:rPr>
           <w:rFonts w:ascii="Microsoft YaHei" w:hAnsi="Microsoft YaHei" w:eastAsia="Microsoft YaHei"/>
-          <w:sz w:val="22"/>
         </w:rPr>
         <w:t>错题：第 8、14、16、17 题</w:t>
       </w:r>
@@ -55,7 +51,6 @@
       <w:r>
         <w:rPr>
           <w:rFonts w:ascii="Microsoft YaHei" w:hAnsi="Microsoft YaHei" w:eastAsia="Microsoft YaHei"/>
-          <w:sz w:val="22"/>
         </w:rPr>
         <w:t>蒙对但未真正掌握：第 4、9、12 题</w:t>
       </w:r>
@@ -65,7 +60,6 @@
       <w:r>
         <w:rPr>
           <w:rFonts w:ascii="Microsoft YaHei" w:hAnsi="Microsoft YaHei" w:eastAsia="Microsoft YaHei"/>
-          <w:sz w:val="22"/>
         </w:rPr>
         <w:t>本次需要复盘：第 4、8、9、12、14、16、17 题</w:t>
       </w:r>
@@ -75,7 +69,6 @@
       <w:r>
         <w:rPr>
           <w:rFonts w:ascii="Microsoft YaHei" w:hAnsi="Microsoft YaHei" w:eastAsia="Microsoft YaHei"/>
-          <w:sz w:val="22"/>
         </w:rPr>
         <w:t>---</w:t>
       </w:r>
@@ -94,7 +87,6 @@
       <w:r>
         <w:rPr>
           <w:rFonts w:ascii="Microsoft YaHei" w:hAnsi="Microsoft YaHei" w:eastAsia="Microsoft YaHei"/>
-          <w:sz w:val="22"/>
         </w:rPr>
         <w:t>这些题虽然选对了，但不能算已经掌握，二刷时要重点看。</w:t>
       </w:r>
@@ -104,7 +96,6 @@
       <w:r>
         <w:rPr>
           <w:rFonts w:ascii="Microsoft YaHei" w:hAnsi="Microsoft YaHei" w:eastAsia="Microsoft YaHei"/>
-          <w:sz w:val="22"/>
         </w:rPr>
         <w:t>---</w:t>
       </w:r>
@@ -123,7 +114,6 @@
       <w:r>
         <w:rPr>
           <w:rFonts w:ascii="Microsoft YaHei" w:hAnsi="Microsoft YaHei" w:eastAsia="Microsoft YaHei"/>
-          <w:sz w:val="22"/>
         </w:rPr>
         <w:t>原题：</w:t>
       </w:r>
@@ -133,7 +123,6 @@
       <w:r>
         <w:rPr>
           <w:rFonts w:ascii="Microsoft YaHei" w:hAnsi="Microsoft YaHei" w:eastAsia="Microsoft YaHei"/>
-          <w:sz w:val="22"/>
         </w:rPr>
         <w:t>完全随机设计的多个样本均数比较的方差分析结果，统计量F值大于检验水准对应的界值，则</w:t>
       </w:r>
@@ -143,7 +132,6 @@
       <w:r>
         <w:rPr>
           <w:rFonts w:ascii="Microsoft YaHei" w:hAnsi="Microsoft YaHei" w:eastAsia="Microsoft YaHei"/>
-          <w:sz w:val="22"/>
         </w:rPr>
         <w:t>A、各总体均数不等或不全相等</w:t>
       </w:r>
@@ -152,7 +140,6 @@
       <w:r>
         <w:rPr>
           <w:rFonts w:ascii="Microsoft YaHei" w:hAnsi="Microsoft YaHei" w:eastAsia="Microsoft YaHei"/>
-          <w:sz w:val="22"/>
         </w:rPr>
         <w:t>B、各总体均数都不相等</w:t>
       </w:r>
@@ -161,7 +148,6 @@
       <w:r>
         <w:rPr>
           <w:rFonts w:ascii="Microsoft YaHei" w:hAnsi="Microsoft YaHei" w:eastAsia="Microsoft YaHei"/>
-          <w:sz w:val="22"/>
         </w:rPr>
         <w:t>C、各样本均数都不相等</w:t>
       </w:r>
@@ -170,7 +156,6 @@
       <w:r>
         <w:rPr>
           <w:rFonts w:ascii="Microsoft YaHei" w:hAnsi="Microsoft YaHei" w:eastAsia="Microsoft YaHei"/>
-          <w:sz w:val="22"/>
         </w:rPr>
         <w:t>D、各样本均数间差别无统计学意义</w:t>
       </w:r>
@@ -179,7 +164,6 @@
       <w:r>
         <w:rPr>
           <w:rFonts w:ascii="Microsoft YaHei" w:hAnsi="Microsoft YaHei" w:eastAsia="Microsoft YaHei"/>
-          <w:sz w:val="22"/>
         </w:rPr>
         <w:t>E、各总体方差不等</w:t>
       </w:r>
@@ -189,7 +173,6 @@
       <w:r>
         <w:rPr>
           <w:rFonts w:ascii="Microsoft YaHei" w:hAnsi="Microsoft YaHei" w:eastAsia="Microsoft YaHei"/>
-          <w:sz w:val="22"/>
         </w:rPr>
         <w:t>我的答案：A（蒙对）</w:t>
       </w:r>
@@ -199,7 +182,6 @@
       <w:r>
         <w:rPr>
           <w:rFonts w:ascii="Microsoft YaHei" w:hAnsi="Microsoft YaHei" w:eastAsia="Microsoft YaHei"/>
-          <w:sz w:val="22"/>
         </w:rPr>
         <w:t>正确答案：A</w:t>
       </w:r>
@@ -209,7 +191,6 @@
       <w:r>
         <w:rPr>
           <w:rFonts w:ascii="Microsoft YaHei" w:hAnsi="Microsoft YaHei" w:eastAsia="Microsoft YaHei"/>
-          <w:sz w:val="22"/>
         </w:rPr>
         <w:t>解析：</w:t>
       </w:r>
@@ -219,7 +200,6 @@
       <w:r>
         <w:rPr>
           <w:rFonts w:ascii="Microsoft YaHei" w:hAnsi="Microsoft YaHei" w:eastAsia="Microsoft YaHei"/>
-          <w:sz w:val="22"/>
         </w:rPr>
         <w:t>F 值大于界值，等价于 P&lt;α，说明拒绝原假设。</w:t>
       </w:r>
@@ -229,7 +209,6 @@
       <w:r>
         <w:rPr>
           <w:rFonts w:ascii="Microsoft YaHei" w:hAnsi="Microsoft YaHei" w:eastAsia="Microsoft YaHei"/>
-          <w:sz w:val="22"/>
         </w:rPr>
         <w:t>方差分析的原假设是：</w:t>
       </w:r>
@@ -239,9 +218,8 @@
       <w:r>
         <w:rPr>
           <w:rFonts w:ascii="Microsoft YaHei" w:hAnsi="Microsoft YaHei" w:eastAsia="Microsoft YaHei"/>
-          <w:sz w:val="22"/>
         </w:rPr>
-        <w:t>&gt; 各总体均数相等。</w:t>
+        <w:t>各总体均数相等。</w:t>
       </w:r>
     </w:p>
     <w:p/>
@@ -249,7 +227,6 @@
       <w:r>
         <w:rPr>
           <w:rFonts w:ascii="Microsoft YaHei" w:hAnsi="Microsoft YaHei" w:eastAsia="Microsoft YaHei"/>
-          <w:sz w:val="22"/>
         </w:rPr>
         <w:t>拒绝原假设后，只能说明：</w:t>
       </w:r>
@@ -259,9 +236,8 @@
       <w:r>
         <w:rPr>
           <w:rFonts w:ascii="Microsoft YaHei" w:hAnsi="Microsoft YaHei" w:eastAsia="Microsoft YaHei"/>
-          <w:sz w:val="22"/>
         </w:rPr>
-        <w:t>&gt; 各总体均数不全相等。</w:t>
+        <w:t>各总体均数不全相等。</w:t>
       </w:r>
     </w:p>
     <w:p/>
@@ -269,7 +245,6 @@
       <w:r>
         <w:rPr>
           <w:rFonts w:ascii="Microsoft YaHei" w:hAnsi="Microsoft YaHei" w:eastAsia="Microsoft YaHei"/>
-          <w:sz w:val="22"/>
         </w:rPr>
         <w:t>也就是至少有两个总体均数不同，但不能说所有总体均数都不同。</w:t>
       </w:r>
@@ -279,7 +254,6 @@
       <w:r>
         <w:rPr>
           <w:rFonts w:ascii="Microsoft YaHei" w:hAnsi="Microsoft YaHei" w:eastAsia="Microsoft YaHei"/>
-          <w:sz w:val="22"/>
         </w:rPr>
         <w:t>各选项解释：</w:t>
       </w:r>
@@ -292,7 +266,6 @@
       <w:r>
         <w:rPr>
           <w:rFonts w:ascii="Microsoft YaHei" w:hAnsi="Microsoft YaHei" w:eastAsia="Microsoft YaHei"/>
-          <w:sz w:val="22"/>
         </w:rPr>
         <w:t>A：各总体均数不等或不全相等，正确。</w:t>
       </w:r>
@@ -304,7 +277,6 @@
       <w:r>
         <w:rPr>
           <w:rFonts w:ascii="Microsoft YaHei" w:hAnsi="Microsoft YaHei" w:eastAsia="Microsoft YaHei"/>
-          <w:sz w:val="22"/>
         </w:rPr>
         <w:t>B：说“都不相等”太绝对，错误。</w:t>
       </w:r>
@@ -316,7 +288,6 @@
       <w:r>
         <w:rPr>
           <w:rFonts w:ascii="Microsoft YaHei" w:hAnsi="Microsoft YaHei" w:eastAsia="Microsoft YaHei"/>
-          <w:sz w:val="22"/>
         </w:rPr>
         <w:t>C：方差分析推断的是总体均数，不是样本均数，错误。</w:t>
       </w:r>
@@ -328,7 +299,6 @@
       <w:r>
         <w:rPr>
           <w:rFonts w:ascii="Microsoft YaHei" w:hAnsi="Microsoft YaHei" w:eastAsia="Microsoft YaHei"/>
-          <w:sz w:val="22"/>
         </w:rPr>
         <w:t>D：F 值大于界值说明差异有统计学意义，错误。</w:t>
       </w:r>
@@ -340,7 +310,6 @@
       <w:r>
         <w:rPr>
           <w:rFonts w:ascii="Microsoft YaHei" w:hAnsi="Microsoft YaHei" w:eastAsia="Microsoft YaHei"/>
-          <w:sz w:val="22"/>
         </w:rPr>
         <w:t>E：方差分析检验的是均数差异，不是总体方差是否不等，错误。</w:t>
       </w:r>
@@ -350,7 +319,6 @@
       <w:r>
         <w:rPr>
           <w:rFonts w:ascii="Microsoft YaHei" w:hAnsi="Microsoft YaHei" w:eastAsia="Microsoft YaHei"/>
-          <w:sz w:val="22"/>
         </w:rPr>
         <w:t>一句话记忆：</w:t>
       </w:r>
@@ -360,9 +328,8 @@
       <w:r>
         <w:rPr>
           <w:rFonts w:ascii="Microsoft YaHei" w:hAnsi="Microsoft YaHei" w:eastAsia="Microsoft YaHei"/>
-          <w:sz w:val="22"/>
         </w:rPr>
-        <w:t>&gt; 方差分析显著，只能说“总体均数不全相同”。</w:t>
+        <w:t>方差分析显著，只能说“总体均数不全相同”。</w:t>
       </w:r>
     </w:p>
     <w:p/>
@@ -370,7 +337,6 @@
       <w:r>
         <w:rPr>
           <w:rFonts w:ascii="Microsoft YaHei" w:hAnsi="Microsoft YaHei" w:eastAsia="Microsoft YaHei"/>
-          <w:sz w:val="22"/>
         </w:rPr>
         <w:t>---</w:t>
       </w:r>
@@ -389,7 +355,6 @@
       <w:r>
         <w:rPr>
           <w:rFonts w:ascii="Microsoft YaHei" w:hAnsi="Microsoft YaHei" w:eastAsia="Microsoft YaHei"/>
-          <w:sz w:val="22"/>
         </w:rPr>
         <w:t>原题：</w:t>
       </w:r>
@@ -399,7 +364,6 @@
       <w:r>
         <w:rPr>
           <w:rFonts w:ascii="Microsoft YaHei" w:hAnsi="Microsoft YaHei" w:eastAsia="Microsoft YaHei"/>
-          <w:sz w:val="22"/>
         </w:rPr>
         <w:t>方差分析的应用条件之一是方差齐性，所谓方差齐性是指</w:t>
       </w:r>
@@ -409,7 +373,6 @@
       <w:r>
         <w:rPr>
           <w:rFonts w:ascii="Microsoft YaHei" w:hAnsi="Microsoft YaHei" w:eastAsia="Microsoft YaHei"/>
-          <w:sz w:val="22"/>
         </w:rPr>
         <w:t>A、各比较组的样本方差相等</w:t>
       </w:r>
@@ -418,7 +381,6 @@
       <w:r>
         <w:rPr>
           <w:rFonts w:ascii="Microsoft YaHei" w:hAnsi="Microsoft YaHei" w:eastAsia="Microsoft YaHei"/>
-          <w:sz w:val="22"/>
         </w:rPr>
         <w:t>B、组内方差=组间方差</w:t>
       </w:r>
@@ -427,7 +389,6 @@
       <w:r>
         <w:rPr>
           <w:rFonts w:ascii="Microsoft YaHei" w:hAnsi="Microsoft YaHei" w:eastAsia="Microsoft YaHei"/>
-          <w:sz w:val="22"/>
         </w:rPr>
         <w:t>C、各比较组的总体方差相等</w:t>
       </w:r>
@@ -436,7 +397,6 @@
       <w:r>
         <w:rPr>
           <w:rFonts w:ascii="Microsoft YaHei" w:hAnsi="Microsoft YaHei" w:eastAsia="Microsoft YaHei"/>
-          <w:sz w:val="22"/>
         </w:rPr>
         <w:t>D、总方差=各组方差之和</w:t>
       </w:r>
@@ -445,7 +405,6 @@
       <w:r>
         <w:rPr>
           <w:rFonts w:ascii="Microsoft YaHei" w:hAnsi="Microsoft YaHei" w:eastAsia="Microsoft YaHei"/>
-          <w:sz w:val="22"/>
         </w:rPr>
         <w:t>E、以上说法都不对</w:t>
       </w:r>
@@ -455,7 +414,6 @@
       <w:r>
         <w:rPr>
           <w:rFonts w:ascii="Microsoft YaHei" w:hAnsi="Microsoft YaHei" w:eastAsia="Microsoft YaHei"/>
-          <w:sz w:val="22"/>
         </w:rPr>
         <w:t>我的答案：C（蒙对）</w:t>
       </w:r>
@@ -465,7 +423,6 @@
       <w:r>
         <w:rPr>
           <w:rFonts w:ascii="Microsoft YaHei" w:hAnsi="Microsoft YaHei" w:eastAsia="Microsoft YaHei"/>
-          <w:sz w:val="22"/>
         </w:rPr>
         <w:t>正确答案：C</w:t>
       </w:r>
@@ -475,7 +432,6 @@
       <w:r>
         <w:rPr>
           <w:rFonts w:ascii="Microsoft YaHei" w:hAnsi="Microsoft YaHei" w:eastAsia="Microsoft YaHei"/>
-          <w:sz w:val="22"/>
         </w:rPr>
         <w:t>解析：</w:t>
       </w:r>
@@ -485,7 +441,6 @@
       <w:r>
         <w:rPr>
           <w:rFonts w:ascii="Microsoft YaHei" w:hAnsi="Microsoft YaHei" w:eastAsia="Microsoft YaHei"/>
-          <w:sz w:val="22"/>
         </w:rPr>
         <w:t>方差齐性是方差分析的重要应用条件之一，指的是：</w:t>
       </w:r>
@@ -495,9 +450,8 @@
       <w:r>
         <w:rPr>
           <w:rFonts w:ascii="Microsoft YaHei" w:hAnsi="Microsoft YaHei" w:eastAsia="Microsoft YaHei"/>
-          <w:sz w:val="22"/>
         </w:rPr>
-        <w:t>&gt; 各比较组的总体方差相等。</w:t>
+        <w:t>各比较组的总体方差相等。</w:t>
       </w:r>
     </w:p>
     <w:p/>
@@ -505,7 +459,6 @@
       <w:r>
         <w:rPr>
           <w:rFonts w:ascii="Microsoft YaHei" w:hAnsi="Microsoft YaHei" w:eastAsia="Microsoft YaHei"/>
-          <w:sz w:val="22"/>
         </w:rPr>
         <w:t>注意：统计推断关心的是总体，不是样本。样本方差只是用来估计总体方差。</w:t>
       </w:r>
@@ -515,7 +468,6 @@
       <w:r>
         <w:rPr>
           <w:rFonts w:ascii="Microsoft YaHei" w:hAnsi="Microsoft YaHei" w:eastAsia="Microsoft YaHei"/>
-          <w:sz w:val="22"/>
         </w:rPr>
         <w:t>各选项解释：</w:t>
       </w:r>
@@ -528,7 +480,6 @@
       <w:r>
         <w:rPr>
           <w:rFonts w:ascii="Microsoft YaHei" w:hAnsi="Microsoft YaHei" w:eastAsia="Microsoft YaHei"/>
-          <w:sz w:val="22"/>
         </w:rPr>
         <w:t>A：样本方差不可能完全相等，也不是条件本身，错误。</w:t>
       </w:r>
@@ -540,7 +491,6 @@
       <w:r>
         <w:rPr>
           <w:rFonts w:ascii="Microsoft YaHei" w:hAnsi="Microsoft YaHei" w:eastAsia="Microsoft YaHei"/>
-          <w:sz w:val="22"/>
         </w:rPr>
         <w:t>B：组内方差和组间方差不是方差齐性的定义，错误。</w:t>
       </w:r>
@@ -552,7 +502,6 @@
       <w:r>
         <w:rPr>
           <w:rFonts w:ascii="Microsoft YaHei" w:hAnsi="Microsoft YaHei" w:eastAsia="Microsoft YaHei"/>
-          <w:sz w:val="22"/>
         </w:rPr>
         <w:t>C：各比较组总体方差相等，正确。</w:t>
       </w:r>
@@ -564,7 +513,6 @@
       <w:r>
         <w:rPr>
           <w:rFonts w:ascii="Microsoft YaHei" w:hAnsi="Microsoft YaHei" w:eastAsia="Microsoft YaHei"/>
-          <w:sz w:val="22"/>
         </w:rPr>
         <w:t>D：总方差不是各组方差简单相加，错误。</w:t>
       </w:r>
@@ -576,7 +524,6 @@
       <w:r>
         <w:rPr>
           <w:rFonts w:ascii="Microsoft YaHei" w:hAnsi="Microsoft YaHei" w:eastAsia="Microsoft YaHei"/>
-          <w:sz w:val="22"/>
         </w:rPr>
         <w:t>E：因为 C 正确，所以 E 错误。</w:t>
       </w:r>
@@ -586,7 +533,6 @@
       <w:r>
         <w:rPr>
           <w:rFonts w:ascii="Microsoft YaHei" w:hAnsi="Microsoft YaHei" w:eastAsia="Microsoft YaHei"/>
-          <w:sz w:val="22"/>
         </w:rPr>
         <w:t>一句话记忆：</w:t>
       </w:r>
@@ -596,9 +542,8 @@
       <w:r>
         <w:rPr>
           <w:rFonts w:ascii="Microsoft YaHei" w:hAnsi="Microsoft YaHei" w:eastAsia="Microsoft YaHei"/>
-          <w:sz w:val="22"/>
         </w:rPr>
-        <w:t>&gt; 方差齐性说的是总体方差齐，不是样本方差必须一样。</w:t>
+        <w:t>方差齐性说的是总体方差齐，不是样本方差必须一样。</w:t>
       </w:r>
     </w:p>
     <w:p/>
@@ -606,7 +551,6 @@
       <w:r>
         <w:rPr>
           <w:rFonts w:ascii="Microsoft YaHei" w:hAnsi="Microsoft YaHei" w:eastAsia="Microsoft YaHei"/>
-          <w:sz w:val="22"/>
         </w:rPr>
         <w:t>---</w:t>
       </w:r>
@@ -625,7 +569,6 @@
       <w:r>
         <w:rPr>
           <w:rFonts w:ascii="Microsoft YaHei" w:hAnsi="Microsoft YaHei" w:eastAsia="Microsoft YaHei"/>
-          <w:sz w:val="22"/>
         </w:rPr>
         <w:t>原题：</w:t>
       </w:r>
@@ -635,7 +578,6 @@
       <w:r>
         <w:rPr>
           <w:rFonts w:ascii="Microsoft YaHei" w:hAnsi="Microsoft YaHei" w:eastAsia="Microsoft YaHei"/>
-          <w:sz w:val="22"/>
         </w:rPr>
         <w:t>配对设计的计量资料，若满足应用条件，对均数的比较，可选择</w:t>
       </w:r>
@@ -645,7 +587,6 @@
       <w:r>
         <w:rPr>
           <w:rFonts w:ascii="Microsoft YaHei" w:hAnsi="Microsoft YaHei" w:eastAsia="Microsoft YaHei"/>
-          <w:sz w:val="22"/>
         </w:rPr>
         <w:t>A、随机区组设计的方差分析</w:t>
       </w:r>
@@ -654,7 +595,6 @@
       <w:r>
         <w:rPr>
           <w:rFonts w:ascii="Microsoft YaHei" w:hAnsi="Microsoft YaHei" w:eastAsia="Microsoft YaHei"/>
-          <w:sz w:val="22"/>
         </w:rPr>
         <w:t>B、u检验</w:t>
       </w:r>
@@ -663,7 +603,6 @@
       <w:r>
         <w:rPr>
           <w:rFonts w:ascii="Microsoft YaHei" w:hAnsi="Microsoft YaHei" w:eastAsia="Microsoft YaHei"/>
-          <w:sz w:val="22"/>
         </w:rPr>
         <w:t>C、独立样本t检验</w:t>
       </w:r>
@@ -672,7 +611,6 @@
       <w:r>
         <w:rPr>
           <w:rFonts w:ascii="Microsoft YaHei" w:hAnsi="Microsoft YaHei" w:eastAsia="Microsoft YaHei"/>
-          <w:sz w:val="22"/>
         </w:rPr>
         <w:t>D、χ²检验</w:t>
       </w:r>
@@ -681,7 +619,6 @@
       <w:r>
         <w:rPr>
           <w:rFonts w:ascii="Microsoft YaHei" w:hAnsi="Microsoft YaHei" w:eastAsia="Microsoft YaHei"/>
-          <w:sz w:val="22"/>
         </w:rPr>
         <w:t>E、秩和检验</w:t>
       </w:r>
@@ -691,7 +628,6 @@
       <w:r>
         <w:rPr>
           <w:rFonts w:ascii="Microsoft YaHei" w:hAnsi="Microsoft YaHei" w:eastAsia="Microsoft YaHei"/>
-          <w:sz w:val="22"/>
         </w:rPr>
         <w:t>我的答案：A（蒙对）</w:t>
       </w:r>
@@ -701,7 +637,6 @@
       <w:r>
         <w:rPr>
           <w:rFonts w:ascii="Microsoft YaHei" w:hAnsi="Microsoft YaHei" w:eastAsia="Microsoft YaHei"/>
-          <w:sz w:val="22"/>
         </w:rPr>
         <w:t>正确答案：A</w:t>
       </w:r>
@@ -711,7 +646,6 @@
       <w:r>
         <w:rPr>
           <w:rFonts w:ascii="Microsoft YaHei" w:hAnsi="Microsoft YaHei" w:eastAsia="Microsoft YaHei"/>
-          <w:sz w:val="22"/>
         </w:rPr>
         <w:t>解析：</w:t>
       </w:r>
@@ -721,7 +655,6 @@
       <w:r>
         <w:rPr>
           <w:rFonts w:ascii="Microsoft YaHei" w:hAnsi="Microsoft YaHei" w:eastAsia="Microsoft YaHei"/>
-          <w:sz w:val="22"/>
         </w:rPr>
         <w:t>配对设计资料如果从“两个相关样本均数比较”的角度看，常用配对 t 检验。</w:t>
       </w:r>
@@ -731,7 +664,6 @@
       <w:r>
         <w:rPr>
           <w:rFonts w:ascii="Microsoft YaHei" w:hAnsi="Microsoft YaHei" w:eastAsia="Microsoft YaHei"/>
-          <w:sz w:val="22"/>
         </w:rPr>
         <w:t>但这道题给的选项里没有配对 t 检验。配对设计也可以看作特殊的随机区组设计，因此在这些选项中应选：</w:t>
       </w:r>
@@ -741,9 +673,8 @@
       <w:r>
         <w:rPr>
           <w:rFonts w:ascii="Microsoft YaHei" w:hAnsi="Microsoft YaHei" w:eastAsia="Microsoft YaHei"/>
-          <w:sz w:val="22"/>
         </w:rPr>
-        <w:t>&gt; 随机区组设计的方差分析。</w:t>
+        <w:t>随机区组设计的方差分析。</w:t>
       </w:r>
     </w:p>
     <w:p/>
@@ -751,7 +682,6 @@
       <w:r>
         <w:rPr>
           <w:rFonts w:ascii="Microsoft YaHei" w:hAnsi="Microsoft YaHei" w:eastAsia="Microsoft YaHei"/>
-          <w:sz w:val="22"/>
         </w:rPr>
         <w:t>各选项解释：</w:t>
       </w:r>
@@ -764,7 +694,6 @@
       <w:r>
         <w:rPr>
           <w:rFonts w:ascii="Microsoft YaHei" w:hAnsi="Microsoft YaHei" w:eastAsia="Microsoft YaHei"/>
-          <w:sz w:val="22"/>
         </w:rPr>
         <w:t>A：配对设计可看作特殊的随机区组设计，正确。</w:t>
       </w:r>
@@ -776,7 +705,6 @@
       <w:r>
         <w:rPr>
           <w:rFonts w:ascii="Microsoft YaHei" w:hAnsi="Microsoft YaHei" w:eastAsia="Microsoft YaHei"/>
-          <w:sz w:val="22"/>
         </w:rPr>
         <w:t>B：u 检验常用于大样本均数或率的比较，不是本题首选。</w:t>
       </w:r>
@@ -788,7 +716,6 @@
       <w:r>
         <w:rPr>
           <w:rFonts w:ascii="Microsoft YaHei" w:hAnsi="Microsoft YaHei" w:eastAsia="Microsoft YaHei"/>
-          <w:sz w:val="22"/>
         </w:rPr>
         <w:t>C：独立样本 t 检验用于两个独立组，配对资料不独立，错误。</w:t>
       </w:r>
@@ -800,7 +727,6 @@
       <w:r>
         <w:rPr>
           <w:rFonts w:ascii="Microsoft YaHei" w:hAnsi="Microsoft YaHei" w:eastAsia="Microsoft YaHei"/>
-          <w:sz w:val="22"/>
         </w:rPr>
         <w:t>D：χ²检验用于分类资料，本题是计量资料，错误。</w:t>
       </w:r>
@@ -812,7 +738,6 @@
       <w:r>
         <w:rPr>
           <w:rFonts w:ascii="Microsoft YaHei" w:hAnsi="Microsoft YaHei" w:eastAsia="Microsoft YaHei"/>
-          <w:sz w:val="22"/>
         </w:rPr>
         <w:t>E：秩和检验用于不满足参数检验条件或等级资料，但题干说“若满足应用条件”，所以不是首选。</w:t>
       </w:r>
@@ -822,7 +747,6 @@
       <w:r>
         <w:rPr>
           <w:rFonts w:ascii="Microsoft YaHei" w:hAnsi="Microsoft YaHei" w:eastAsia="Microsoft YaHei"/>
-          <w:sz w:val="22"/>
         </w:rPr>
         <w:t>一句话记忆：</w:t>
       </w:r>
@@ -832,9 +756,8 @@
       <w:r>
         <w:rPr>
           <w:rFonts w:ascii="Microsoft YaHei" w:hAnsi="Microsoft YaHei" w:eastAsia="Microsoft YaHei"/>
-          <w:sz w:val="22"/>
         </w:rPr>
-        <w:t>&gt; 配对资料若没有配对 t 选项，就想“随机区组设计方差分析”。</w:t>
+        <w:t>配对资料若没有配对 t 选项，就想“随机区组设计方差分析”。</w:t>
       </w:r>
     </w:p>
     <w:p/>
@@ -842,7 +765,6 @@
       <w:r>
         <w:rPr>
           <w:rFonts w:ascii="Microsoft YaHei" w:hAnsi="Microsoft YaHei" w:eastAsia="Microsoft YaHei"/>
-          <w:sz w:val="22"/>
         </w:rPr>
         <w:t>---</w:t>
       </w:r>
@@ -861,7 +783,6 @@
       <w:r>
         <w:rPr>
           <w:rFonts w:ascii="Microsoft YaHei" w:hAnsi="Microsoft YaHei" w:eastAsia="Microsoft YaHei"/>
-          <w:sz w:val="22"/>
         </w:rPr>
         <w:t>原题：</w:t>
       </w:r>
@@ -871,7 +792,6 @@
       <w:r>
         <w:rPr>
           <w:rFonts w:ascii="Microsoft YaHei" w:hAnsi="Microsoft YaHei" w:eastAsia="Microsoft YaHei"/>
-          <w:sz w:val="22"/>
         </w:rPr>
         <w:t>方差分析可用于_______关系的分析</w:t>
       </w:r>
@@ -881,7 +801,6 @@
       <w:r>
         <w:rPr>
           <w:rFonts w:ascii="Microsoft YaHei" w:hAnsi="Microsoft YaHei" w:eastAsia="Microsoft YaHei"/>
-          <w:sz w:val="22"/>
         </w:rPr>
         <w:t>A、年龄（岁）和血压（mmHg）</w:t>
       </w:r>
@@ -890,7 +809,6 @@
       <w:r>
         <w:rPr>
           <w:rFonts w:ascii="Microsoft YaHei" w:hAnsi="Microsoft YaHei" w:eastAsia="Microsoft YaHei"/>
-          <w:sz w:val="22"/>
         </w:rPr>
         <w:t>B、年龄（岁）和血红蛋白（g）含量</w:t>
       </w:r>
@@ -899,7 +817,6 @@
       <w:r>
         <w:rPr>
           <w:rFonts w:ascii="Microsoft YaHei" w:hAnsi="Microsoft YaHei" w:eastAsia="Microsoft YaHei"/>
-          <w:sz w:val="22"/>
         </w:rPr>
         <w:t>C、职业和血型</w:t>
       </w:r>
@@ -908,7 +825,6 @@
       <w:r>
         <w:rPr>
           <w:rFonts w:ascii="Microsoft YaHei" w:hAnsi="Microsoft YaHei" w:eastAsia="Microsoft YaHei"/>
-          <w:sz w:val="22"/>
         </w:rPr>
         <w:t>D、产妇年龄（岁）和难产</w:t>
       </w:r>
@@ -917,7 +833,6 @@
       <w:r>
         <w:rPr>
           <w:rFonts w:ascii="Microsoft YaHei" w:hAnsi="Microsoft YaHei" w:eastAsia="Microsoft YaHei"/>
-          <w:sz w:val="22"/>
         </w:rPr>
         <w:t>E、职业与肺癌</w:t>
       </w:r>
@@ -927,7 +842,6 @@
       <w:r>
         <w:rPr>
           <w:rFonts w:ascii="Microsoft YaHei" w:hAnsi="Microsoft YaHei" w:eastAsia="Microsoft YaHei"/>
-          <w:sz w:val="22"/>
         </w:rPr>
         <w:t>我的答案：C</w:t>
       </w:r>
@@ -937,7 +851,6 @@
       <w:r>
         <w:rPr>
           <w:rFonts w:ascii="Microsoft YaHei" w:hAnsi="Microsoft YaHei" w:eastAsia="Microsoft YaHei"/>
-          <w:sz w:val="22"/>
         </w:rPr>
         <w:t>正确答案：D</w:t>
       </w:r>
@@ -947,7 +860,6 @@
       <w:r>
         <w:rPr>
           <w:rFonts w:ascii="Microsoft YaHei" w:hAnsi="Microsoft YaHei" w:eastAsia="Microsoft YaHei"/>
-          <w:sz w:val="22"/>
         </w:rPr>
         <w:t>解析：</w:t>
       </w:r>
@@ -957,7 +869,6 @@
       <w:r>
         <w:rPr>
           <w:rFonts w:ascii="Microsoft YaHei" w:hAnsi="Microsoft YaHei" w:eastAsia="Microsoft YaHei"/>
-          <w:sz w:val="22"/>
         </w:rPr>
         <w:t>方差分析用于分析“分类分组变量”和“计量变量”之间的关系，本质是比较不同组的计量指标均数是否不同。</w:t>
       </w:r>
@@ -967,7 +878,6 @@
       <w:r>
         <w:rPr>
           <w:rFonts w:ascii="Microsoft YaHei" w:hAnsi="Microsoft YaHei" w:eastAsia="Microsoft YaHei"/>
-          <w:sz w:val="22"/>
         </w:rPr>
         <w:t>如果按难产与否分组，可以比较不同分组产妇年龄均数是否不同。虽然两组时也常用 t 检验，但两组资料的方差分析与 t 检验等价。</w:t>
       </w:r>
@@ -977,7 +887,6 @@
       <w:r>
         <w:rPr>
           <w:rFonts w:ascii="Microsoft YaHei" w:hAnsi="Microsoft YaHei" w:eastAsia="Microsoft YaHei"/>
-          <w:sz w:val="22"/>
         </w:rPr>
         <w:t>各选项解释：</w:t>
       </w:r>
@@ -990,7 +899,6 @@
       <w:r>
         <w:rPr>
           <w:rFonts w:ascii="Microsoft YaHei" w:hAnsi="Microsoft YaHei" w:eastAsia="Microsoft YaHei"/>
-          <w:sz w:val="22"/>
         </w:rPr>
         <w:t>A：年龄和血压都是计量变量，更适合相关或回归分析。</w:t>
       </w:r>
@@ -1002,7 +910,6 @@
       <w:r>
         <w:rPr>
           <w:rFonts w:ascii="Microsoft YaHei" w:hAnsi="Microsoft YaHei" w:eastAsia="Microsoft YaHei"/>
-          <w:sz w:val="22"/>
         </w:rPr>
         <w:t>B：年龄和血红蛋白含量都是计量变量，更适合相关或回归分析。</w:t>
       </w:r>
@@ -1014,7 +921,6 @@
       <w:r>
         <w:rPr>
           <w:rFonts w:ascii="Microsoft YaHei" w:hAnsi="Microsoft YaHei" w:eastAsia="Microsoft YaHei"/>
-          <w:sz w:val="22"/>
         </w:rPr>
         <w:t>C：职业和血型都是分类变量，更适合 χ² 检验。</w:t>
       </w:r>
@@ -1026,7 +932,6 @@
       <w:r>
         <w:rPr>
           <w:rFonts w:ascii="Microsoft YaHei" w:hAnsi="Microsoft YaHei" w:eastAsia="Microsoft YaHei"/>
-          <w:sz w:val="22"/>
         </w:rPr>
         <w:t>D：难产可作为分组变量，产妇年龄是计量变量，可用均数比较思想，符合方差分析的资料类型。</w:t>
       </w:r>
@@ -1038,7 +943,6 @@
       <w:r>
         <w:rPr>
           <w:rFonts w:ascii="Microsoft YaHei" w:hAnsi="Microsoft YaHei" w:eastAsia="Microsoft YaHei"/>
-          <w:sz w:val="22"/>
         </w:rPr>
         <w:t>E：职业和肺癌都是分类变量，更适合 χ² 检验或 Logistic 回归。</w:t>
       </w:r>
@@ -1048,7 +952,6 @@
       <w:r>
         <w:rPr>
           <w:rFonts w:ascii="Microsoft YaHei" w:hAnsi="Microsoft YaHei" w:eastAsia="Microsoft YaHei"/>
-          <w:sz w:val="22"/>
         </w:rPr>
         <w:t>一句话记忆：</w:t>
       </w:r>
@@ -1058,9 +961,8 @@
       <w:r>
         <w:rPr>
           <w:rFonts w:ascii="Microsoft YaHei" w:hAnsi="Microsoft YaHei" w:eastAsia="Microsoft YaHei"/>
-          <w:sz w:val="22"/>
         </w:rPr>
-        <w:t>&gt; 方差分析看的是“分类分组 + 计量结局”的均数差异。</w:t>
+        <w:t>方差分析看的是“分类分组 + 计量结局”的均数差异。</w:t>
       </w:r>
     </w:p>
     <w:p/>
@@ -1068,7 +970,6 @@
       <w:r>
         <w:rPr>
           <w:rFonts w:ascii="Microsoft YaHei" w:hAnsi="Microsoft YaHei" w:eastAsia="Microsoft YaHei"/>
-          <w:sz w:val="22"/>
         </w:rPr>
         <w:t>---</w:t>
       </w:r>
@@ -1087,7 +988,6 @@
       <w:r>
         <w:rPr>
           <w:rFonts w:ascii="Microsoft YaHei" w:hAnsi="Microsoft YaHei" w:eastAsia="Microsoft YaHei"/>
-          <w:sz w:val="22"/>
         </w:rPr>
         <w:t>原题：</w:t>
       </w:r>
@@ -1097,7 +997,6 @@
       <w:r>
         <w:rPr>
           <w:rFonts w:ascii="Microsoft YaHei" w:hAnsi="Microsoft YaHei" w:eastAsia="Microsoft YaHei"/>
-          <w:sz w:val="22"/>
         </w:rPr>
         <w:t>随机区组（或配伍组）设计资料方差分析中，为推断处理因素的效应是否存在，其 F 值计算时分母自由度为______自由度</w:t>
       </w:r>
@@ -1107,7 +1006,6 @@
       <w:r>
         <w:rPr>
           <w:rFonts w:ascii="Microsoft YaHei" w:hAnsi="Microsoft YaHei" w:eastAsia="Microsoft YaHei"/>
-          <w:sz w:val="22"/>
         </w:rPr>
         <w:t>A、处理组</w:t>
       </w:r>
@@ -1116,7 +1014,6 @@
       <w:r>
         <w:rPr>
           <w:rFonts w:ascii="Microsoft YaHei" w:hAnsi="Microsoft YaHei" w:eastAsia="Microsoft YaHei"/>
-          <w:sz w:val="22"/>
         </w:rPr>
         <w:t>B、误差</w:t>
       </w:r>
@@ -1125,7 +1022,6 @@
       <w:r>
         <w:rPr>
           <w:rFonts w:ascii="Microsoft YaHei" w:hAnsi="Microsoft YaHei" w:eastAsia="Microsoft YaHei"/>
-          <w:sz w:val="22"/>
         </w:rPr>
         <w:t>C、区组</w:t>
       </w:r>
@@ -1134,7 +1030,6 @@
       <w:r>
         <w:rPr>
           <w:rFonts w:ascii="Microsoft YaHei" w:hAnsi="Microsoft YaHei" w:eastAsia="Microsoft YaHei"/>
-          <w:sz w:val="22"/>
         </w:rPr>
         <w:t>D、总</w:t>
       </w:r>
@@ -1143,7 +1038,6 @@
       <w:r>
         <w:rPr>
           <w:rFonts w:ascii="Microsoft YaHei" w:hAnsi="Microsoft YaHei" w:eastAsia="Microsoft YaHei"/>
-          <w:sz w:val="22"/>
         </w:rPr>
         <w:t>E、以上都不是</w:t>
       </w:r>
@@ -1153,7 +1047,6 @@
       <w:r>
         <w:rPr>
           <w:rFonts w:ascii="Microsoft YaHei" w:hAnsi="Microsoft YaHei" w:eastAsia="Microsoft YaHei"/>
-          <w:sz w:val="22"/>
         </w:rPr>
         <w:t>我的答案：A</w:t>
       </w:r>
@@ -1163,7 +1056,6 @@
       <w:r>
         <w:rPr>
           <w:rFonts w:ascii="Microsoft YaHei" w:hAnsi="Microsoft YaHei" w:eastAsia="Microsoft YaHei"/>
-          <w:sz w:val="22"/>
         </w:rPr>
         <w:t>正确答案：B</w:t>
       </w:r>
@@ -1173,7 +1065,6 @@
       <w:r>
         <w:rPr>
           <w:rFonts w:ascii="Microsoft YaHei" w:hAnsi="Microsoft YaHei" w:eastAsia="Microsoft YaHei"/>
-          <w:sz w:val="22"/>
         </w:rPr>
         <w:t>解析：</w:t>
       </w:r>
@@ -1183,7 +1074,6 @@
       <w:r>
         <w:rPr>
           <w:rFonts w:ascii="Microsoft YaHei" w:hAnsi="Microsoft YaHei" w:eastAsia="Microsoft YaHei"/>
-          <w:sz w:val="22"/>
         </w:rPr>
         <w:t>方差分析中推断处理因素效应时，F 值一般是：</w:t>
       </w:r>
@@ -1193,9 +1083,8 @@
       <w:r>
         <w:rPr>
           <w:rFonts w:ascii="Microsoft YaHei" w:hAnsi="Microsoft YaHei" w:eastAsia="Microsoft YaHei"/>
-          <w:sz w:val="22"/>
         </w:rPr>
-        <w:t>&gt; F = MS处理 / MS误差</w:t>
+        <w:t>F = MS处理 / MS误差</w:t>
       </w:r>
     </w:p>
     <w:p/>
@@ -1203,7 +1092,6 @@
       <w:r>
         <w:rPr>
           <w:rFonts w:ascii="Microsoft YaHei" w:hAnsi="Microsoft YaHei" w:eastAsia="Microsoft YaHei"/>
-          <w:sz w:val="22"/>
         </w:rPr>
         <w:t>所以分母对应的是误差均方，分母自由度也就是误差自由度。</w:t>
       </w:r>
@@ -1213,7 +1101,6 @@
       <w:r>
         <w:rPr>
           <w:rFonts w:ascii="Microsoft YaHei" w:hAnsi="Microsoft YaHei" w:eastAsia="Microsoft YaHei"/>
-          <w:sz w:val="22"/>
         </w:rPr>
         <w:t>各选项解释：</w:t>
       </w:r>
@@ -1226,7 +1113,6 @@
       <w:r>
         <w:rPr>
           <w:rFonts w:ascii="Microsoft YaHei" w:hAnsi="Microsoft YaHei" w:eastAsia="Microsoft YaHei"/>
-          <w:sz w:val="22"/>
         </w:rPr>
         <w:t>A：处理组自由度用于分子，不用于分母。</w:t>
       </w:r>
@@ -1238,7 +1124,6 @@
       <w:r>
         <w:rPr>
           <w:rFonts w:ascii="Microsoft YaHei" w:hAnsi="Microsoft YaHei" w:eastAsia="Microsoft YaHei"/>
-          <w:sz w:val="22"/>
         </w:rPr>
         <w:t>B：误差自由度用于分母，正确。</w:t>
       </w:r>
@@ -1250,7 +1135,6 @@
       <w:r>
         <w:rPr>
           <w:rFonts w:ascii="Microsoft YaHei" w:hAnsi="Microsoft YaHei" w:eastAsia="Microsoft YaHei"/>
-          <w:sz w:val="22"/>
         </w:rPr>
         <w:t>C：区组自由度是随机区组设计中区组因素对应的自由度，不是处理效应 F 值的分母。</w:t>
       </w:r>
@@ -1262,7 +1146,6 @@
       <w:r>
         <w:rPr>
           <w:rFonts w:ascii="Microsoft YaHei" w:hAnsi="Microsoft YaHei" w:eastAsia="Microsoft YaHei"/>
-          <w:sz w:val="22"/>
         </w:rPr>
         <w:t>D：总自由度用于总变异，不是 F 值分母。</w:t>
       </w:r>
@@ -1274,7 +1157,6 @@
       <w:r>
         <w:rPr>
           <w:rFonts w:ascii="Microsoft YaHei" w:hAnsi="Microsoft YaHei" w:eastAsia="Microsoft YaHei"/>
-          <w:sz w:val="22"/>
         </w:rPr>
         <w:t>E：错误，因为正确选项是误差自由度。</w:t>
       </w:r>
@@ -1284,7 +1166,6 @@
       <w:r>
         <w:rPr>
           <w:rFonts w:ascii="Microsoft YaHei" w:hAnsi="Microsoft YaHei" w:eastAsia="Microsoft YaHei"/>
-          <w:sz w:val="22"/>
         </w:rPr>
         <w:t>一句话记忆：</w:t>
       </w:r>
@@ -1294,9 +1175,8 @@
       <w:r>
         <w:rPr>
           <w:rFonts w:ascii="Microsoft YaHei" w:hAnsi="Microsoft YaHei" w:eastAsia="Microsoft YaHei"/>
-          <w:sz w:val="22"/>
         </w:rPr>
-        <w:t>&gt; 检验处理效应时，F 的分母通常看误差。</w:t>
+        <w:t>检验处理效应时，F 的分母通常看误差。</w:t>
       </w:r>
     </w:p>
     <w:p/>
@@ -1304,7 +1184,6 @@
       <w:r>
         <w:rPr>
           <w:rFonts w:ascii="Microsoft YaHei" w:hAnsi="Microsoft YaHei" w:eastAsia="Microsoft YaHei"/>
-          <w:sz w:val="22"/>
         </w:rPr>
         <w:t>---</w:t>
       </w:r>
@@ -1323,7 +1202,6 @@
       <w:r>
         <w:rPr>
           <w:rFonts w:ascii="Microsoft YaHei" w:hAnsi="Microsoft YaHei" w:eastAsia="Microsoft YaHei"/>
-          <w:sz w:val="22"/>
         </w:rPr>
         <w:t>原题：</w:t>
       </w:r>
@@ -1333,7 +1211,6 @@
       <w:r>
         <w:rPr>
           <w:rFonts w:ascii="Microsoft YaHei" w:hAnsi="Microsoft YaHei" w:eastAsia="Microsoft YaHei"/>
-          <w:sz w:val="22"/>
         </w:rPr>
         <w:t>关于拉丁方设计错误的是</w:t>
       </w:r>
@@ -1343,7 +1220,6 @@
       <w:r>
         <w:rPr>
           <w:rFonts w:ascii="Microsoft YaHei" w:hAnsi="Microsoft YaHei" w:eastAsia="Microsoft YaHei"/>
-          <w:sz w:val="22"/>
         </w:rPr>
         <w:t>A、可以控制两个非研究因素的效应</w:t>
       </w:r>
@@ -1352,7 +1228,6 @@
       <w:r>
         <w:rPr>
           <w:rFonts w:ascii="Microsoft YaHei" w:hAnsi="Microsoft YaHei" w:eastAsia="Microsoft YaHei"/>
-          <w:sz w:val="22"/>
         </w:rPr>
         <w:t>B、可以分析三个因素的效应</w:t>
       </w:r>
@@ -1361,7 +1236,6 @@
       <w:r>
         <w:rPr>
           <w:rFonts w:ascii="Microsoft YaHei" w:hAnsi="Microsoft YaHei" w:eastAsia="Microsoft YaHei"/>
-          <w:sz w:val="22"/>
         </w:rPr>
         <w:t>C、研究因素只有一个</w:t>
       </w:r>
@@ -1370,7 +1244,6 @@
       <w:r>
         <w:rPr>
           <w:rFonts w:ascii="Microsoft YaHei" w:hAnsi="Microsoft YaHei" w:eastAsia="Microsoft YaHei"/>
-          <w:sz w:val="22"/>
         </w:rPr>
         <w:t>D、总变异分解为四个部分</w:t>
       </w:r>
@@ -1379,7 +1252,6 @@
       <w:r>
         <w:rPr>
           <w:rFonts w:ascii="Microsoft YaHei" w:hAnsi="Microsoft YaHei" w:eastAsia="Microsoft YaHei"/>
-          <w:sz w:val="22"/>
         </w:rPr>
         <w:t>E、最多可以计算得到4个统计量F值</w:t>
       </w:r>
@@ -1389,7 +1261,6 @@
       <w:r>
         <w:rPr>
           <w:rFonts w:ascii="Microsoft YaHei" w:hAnsi="Microsoft YaHei" w:eastAsia="Microsoft YaHei"/>
-          <w:sz w:val="22"/>
         </w:rPr>
         <w:t>我的答案：B（蒙错）</w:t>
       </w:r>
@@ -1399,7 +1270,6 @@
       <w:r>
         <w:rPr>
           <w:rFonts w:ascii="Microsoft YaHei" w:hAnsi="Microsoft YaHei" w:eastAsia="Microsoft YaHei"/>
-          <w:sz w:val="22"/>
         </w:rPr>
         <w:t>正确答案：E</w:t>
       </w:r>
@@ -1409,7 +1279,6 @@
       <w:r>
         <w:rPr>
           <w:rFonts w:ascii="Microsoft YaHei" w:hAnsi="Microsoft YaHei" w:eastAsia="Microsoft YaHei"/>
-          <w:sz w:val="22"/>
         </w:rPr>
         <w:t>解析：</w:t>
       </w:r>
@@ -1419,7 +1288,6 @@
       <w:r>
         <w:rPr>
           <w:rFonts w:ascii="Microsoft YaHei" w:hAnsi="Microsoft YaHei" w:eastAsia="Microsoft YaHei"/>
-          <w:sz w:val="22"/>
         </w:rPr>
         <w:t>拉丁方设计有一个研究因素，同时控制两个非研究因素。总变异通常分解为处理、行、列、误差四个部分。可对处理因素、行因素、列因素分别计算 F 值，所以最多通常是 3 个 F 值，不是 4 个。</w:t>
       </w:r>
@@ -1429,7 +1297,6 @@
       <w:r>
         <w:rPr>
           <w:rFonts w:ascii="Microsoft YaHei" w:hAnsi="Microsoft YaHei" w:eastAsia="Microsoft YaHei"/>
-          <w:sz w:val="22"/>
         </w:rPr>
         <w:t>各选项解释：</w:t>
       </w:r>
@@ -1442,7 +1309,6 @@
       <w:r>
         <w:rPr>
           <w:rFonts w:ascii="Microsoft YaHei" w:hAnsi="Microsoft YaHei" w:eastAsia="Microsoft YaHei"/>
-          <w:sz w:val="22"/>
         </w:rPr>
         <w:t>A：拉丁方设计可以控制两个非研究因素，正确。</w:t>
       </w:r>
@@ -1454,7 +1320,6 @@
       <w:r>
         <w:rPr>
           <w:rFonts w:ascii="Microsoft YaHei" w:hAnsi="Microsoft YaHei" w:eastAsia="Microsoft YaHei"/>
-          <w:sz w:val="22"/>
         </w:rPr>
         <w:t>B：可分析处理、行、列三个因素的效应，正确。</w:t>
       </w:r>
@@ -1466,7 +1331,6 @@
       <w:r>
         <w:rPr>
           <w:rFonts w:ascii="Microsoft YaHei" w:hAnsi="Microsoft YaHei" w:eastAsia="Microsoft YaHei"/>
-          <w:sz w:val="22"/>
         </w:rPr>
         <w:t>C：真正的研究因素只有一个，正确。</w:t>
       </w:r>
@@ -1478,7 +1342,6 @@
       <w:r>
         <w:rPr>
           <w:rFonts w:ascii="Microsoft YaHei" w:hAnsi="Microsoft YaHei" w:eastAsia="Microsoft YaHei"/>
-          <w:sz w:val="22"/>
         </w:rPr>
         <w:t>D：总变异可分解为处理、行、列、误差四部分，正确。</w:t>
       </w:r>
@@ -1490,7 +1353,6 @@
       <w:r>
         <w:rPr>
           <w:rFonts w:ascii="Microsoft YaHei" w:hAnsi="Microsoft YaHei" w:eastAsia="Microsoft YaHei"/>
-          <w:sz w:val="22"/>
         </w:rPr>
         <w:t>E：最多通常计算 3 个 F 值，不是 4 个，故本项错误。</w:t>
       </w:r>
@@ -1500,7 +1362,6 @@
       <w:r>
         <w:rPr>
           <w:rFonts w:ascii="Microsoft YaHei" w:hAnsi="Microsoft YaHei" w:eastAsia="Microsoft YaHei"/>
-          <w:sz w:val="22"/>
         </w:rPr>
         <w:t>一句话记忆：</w:t>
       </w:r>
@@ -1510,9 +1371,8 @@
       <w:r>
         <w:rPr>
           <w:rFonts w:ascii="Microsoft YaHei" w:hAnsi="Microsoft YaHei" w:eastAsia="Microsoft YaHei"/>
-          <w:sz w:val="22"/>
         </w:rPr>
-        <w:t>&gt; 拉丁方：一处理、两控制；四种变异，三个 F。</w:t>
+        <w:t>拉丁方：一处理、两控制；四种变异，三个 F。</w:t>
       </w:r>
     </w:p>
     <w:p/>
@@ -1520,7 +1380,6 @@
       <w:r>
         <w:rPr>
           <w:rFonts w:ascii="Microsoft YaHei" w:hAnsi="Microsoft YaHei" w:eastAsia="Microsoft YaHei"/>
-          <w:sz w:val="22"/>
         </w:rPr>
         <w:t>---</w:t>
       </w:r>
@@ -1539,7 +1398,6 @@
       <w:r>
         <w:rPr>
           <w:rFonts w:ascii="Microsoft YaHei" w:hAnsi="Microsoft YaHei" w:eastAsia="Microsoft YaHei"/>
-          <w:sz w:val="22"/>
         </w:rPr>
         <w:t>原题：</w:t>
       </w:r>
@@ -1549,7 +1407,6 @@
       <w:r>
         <w:rPr>
           <w:rFonts w:ascii="Microsoft YaHei" w:hAnsi="Microsoft YaHei" w:eastAsia="Microsoft YaHei"/>
-          <w:sz w:val="22"/>
         </w:rPr>
         <w:t>关于两阶段交叉设计错误的是</w:t>
       </w:r>
@@ -1559,7 +1416,6 @@
       <w:r>
         <w:rPr>
           <w:rFonts w:ascii="Microsoft YaHei" w:hAnsi="Microsoft YaHei" w:eastAsia="Microsoft YaHei"/>
-          <w:sz w:val="22"/>
         </w:rPr>
         <w:t>A、可以控制两个非研究因素的效应</w:t>
       </w:r>
@@ -1568,7 +1424,6 @@
       <w:r>
         <w:rPr>
           <w:rFonts w:ascii="Microsoft YaHei" w:hAnsi="Microsoft YaHei" w:eastAsia="Microsoft YaHei"/>
-          <w:sz w:val="22"/>
         </w:rPr>
         <w:t>B、可以分析三个因素的效应</w:t>
       </w:r>
@@ -1577,7 +1432,6 @@
       <w:r>
         <w:rPr>
           <w:rFonts w:ascii="Microsoft YaHei" w:hAnsi="Microsoft YaHei" w:eastAsia="Microsoft YaHei"/>
-          <w:sz w:val="22"/>
         </w:rPr>
         <w:t>C、研究因素只有一个</w:t>
       </w:r>
@@ -1586,7 +1440,6 @@
       <w:r>
         <w:rPr>
           <w:rFonts w:ascii="Microsoft YaHei" w:hAnsi="Microsoft YaHei" w:eastAsia="Microsoft YaHei"/>
-          <w:sz w:val="22"/>
         </w:rPr>
         <w:t>D、总变异分解为3个部分</w:t>
       </w:r>
@@ -1595,7 +1448,6 @@
       <w:r>
         <w:rPr>
           <w:rFonts w:ascii="Microsoft YaHei" w:hAnsi="Microsoft YaHei" w:eastAsia="Microsoft YaHei"/>
-          <w:sz w:val="22"/>
         </w:rPr>
         <w:t>E、最多可以计算得到3个统计量F值</w:t>
       </w:r>
@@ -1605,7 +1457,6 @@
       <w:r>
         <w:rPr>
           <w:rFonts w:ascii="Microsoft YaHei" w:hAnsi="Microsoft YaHei" w:eastAsia="Microsoft YaHei"/>
-          <w:sz w:val="22"/>
         </w:rPr>
         <w:t>我的答案：C</w:t>
       </w:r>
@@ -1615,7 +1466,6 @@
       <w:r>
         <w:rPr>
           <w:rFonts w:ascii="Microsoft YaHei" w:hAnsi="Microsoft YaHei" w:eastAsia="Microsoft YaHei"/>
-          <w:sz w:val="22"/>
         </w:rPr>
         <w:t>正确答案：D</w:t>
       </w:r>
@@ -1625,7 +1475,6 @@
       <w:r>
         <w:rPr>
           <w:rFonts w:ascii="Microsoft YaHei" w:hAnsi="Microsoft YaHei" w:eastAsia="Microsoft YaHei"/>
-          <w:sz w:val="22"/>
         </w:rPr>
         <w:t>解析：</w:t>
       </w:r>
@@ -1635,7 +1484,6 @@
       <w:r>
         <w:rPr>
           <w:rFonts w:ascii="Microsoft YaHei" w:hAnsi="Microsoft YaHei" w:eastAsia="Microsoft YaHei"/>
-          <w:sz w:val="22"/>
         </w:rPr>
         <w:t>两阶段交叉设计中，同一受试对象在不同阶段接受不同处理。它的研究因素通常只有一个，即处理因素；同时还会考虑阶段因素和个体因素等。总变异通常不是只分解为 3 个部分，还包括误差，因此“总变异分解为3个部分”是错误说法。</w:t>
       </w:r>
@@ -1645,7 +1493,6 @@
       <w:r>
         <w:rPr>
           <w:rFonts w:ascii="Microsoft YaHei" w:hAnsi="Microsoft YaHei" w:eastAsia="Microsoft YaHei"/>
-          <w:sz w:val="22"/>
         </w:rPr>
         <w:t>各选项解释：</w:t>
       </w:r>
@@ -1658,7 +1505,6 @@
       <w:r>
         <w:rPr>
           <w:rFonts w:ascii="Microsoft YaHei" w:hAnsi="Microsoft YaHei" w:eastAsia="Microsoft YaHei"/>
-          <w:sz w:val="22"/>
         </w:rPr>
         <w:t>A：交叉设计可控制个体差异和阶段等非研究因素，正确。</w:t>
       </w:r>
@@ -1670,7 +1516,6 @@
       <w:r>
         <w:rPr>
           <w:rFonts w:ascii="Microsoft YaHei" w:hAnsi="Microsoft YaHei" w:eastAsia="Microsoft YaHei"/>
-          <w:sz w:val="22"/>
         </w:rPr>
         <w:t>B：可分析处理、阶段、个体等因素效应，正确。</w:t>
       </w:r>
@@ -1682,7 +1527,6 @@
       <w:r>
         <w:rPr>
           <w:rFonts w:ascii="Microsoft YaHei" w:hAnsi="Microsoft YaHei" w:eastAsia="Microsoft YaHei"/>
-          <w:sz w:val="22"/>
         </w:rPr>
         <w:t>C：研究因素通常只有一个，即处理因素，正确。</w:t>
       </w:r>
@@ -1694,7 +1538,6 @@
       <w:r>
         <w:rPr>
           <w:rFonts w:ascii="Microsoft YaHei" w:hAnsi="Microsoft YaHei" w:eastAsia="Microsoft YaHei"/>
-          <w:sz w:val="22"/>
         </w:rPr>
         <w:t>D：总变异不是只分解为 3 个部分，错误。</w:t>
       </w:r>
@@ -1706,7 +1549,6 @@
       <w:r>
         <w:rPr>
           <w:rFonts w:ascii="Microsoft YaHei" w:hAnsi="Microsoft YaHei" w:eastAsia="Microsoft YaHei"/>
-          <w:sz w:val="22"/>
         </w:rPr>
         <w:t>E：可对应处理、阶段、个体等因素计算 F 值，最多可得到 3 个统计量 F 值，正确。</w:t>
       </w:r>
@@ -1716,7 +1558,6 @@
       <w:r>
         <w:rPr>
           <w:rFonts w:ascii="Microsoft YaHei" w:hAnsi="Microsoft YaHei" w:eastAsia="Microsoft YaHei"/>
-          <w:sz w:val="22"/>
         </w:rPr>
         <w:t>一句话记忆：</w:t>
       </w:r>
@@ -1726,9 +1567,8 @@
       <w:r>
         <w:rPr>
           <w:rFonts w:ascii="Microsoft YaHei" w:hAnsi="Microsoft YaHei" w:eastAsia="Microsoft YaHei"/>
-          <w:sz w:val="22"/>
         </w:rPr>
-        <w:t>&gt; 两阶段交叉设计：研究处理效应，同时考虑阶段和个体，别把误差项漏掉。</w:t>
+        <w:t>两阶段交叉设计：研究处理效应，同时考虑阶段和个体，别把误差项漏掉。</w:t>
       </w:r>
     </w:p>
     <w:sectPr>
@@ -2106,7 +1946,7 @@
     <w:rsid w:val="00FC693F"/>
     <w:rPr>
       <w:rFonts w:ascii="Microsoft YaHei" w:hAnsi="Microsoft YaHei" w:eastAsia="Microsoft YaHei"/>
-      <w:sz w:val="22"/>
+      <w:sz w:val="21"/>
     </w:rPr>
   </w:style>
   <w:style w:type="paragraph" w:styleId="Header">
